--- a/assets/resume.docx
+++ b/assets/resume.docx
@@ -195,7 +195,7 @@
           <w:sz w:val="18"/>
           <w:szCs w:val="18"/>
         </w:rPr>
-        <w:t>I'm an automotive systems integration engineer specialising in HiL verification, process frameworks, and AI-driven test automation, with 10+ years turning fragile or disconnected test operations into a repeatable, audited process. I cut EV verification cycle time in half across three programmes, unified two disconnected global engineering processes into an EMI/EMC compliance framework now standard at Daimler Truck, and revived a discarded dSPACE HiL rig into daily production use rather than requisition a replacement. I'm now building the automation layer underneath that lifecycle: a Python + GPT-4o/RAG pipeline that converts DOORS NG requirements into test specifications and surfaces prior root causes before engineers re-solve them. Outside the core role, I design and ship production LLM applications end to end with agentic tools, including a live clinic platform with a speech-to-text and LLM voice-to-prescription pipeline: a build-it-yourself GenAI skill set uncommon among engineers this deep in hardware/embedded V&amp;V.</w:t>
+        <w:t>I'm an automotive systems integration engineer specialising in HiL verification, process frameworks, and AI-driven test automation, with 10+ years turning fragile or disconnected test operations into a repeatable, audited process. I cut EV verification cycle time in half across three programmes, unified two disconnected global engineering processes into an EMI/EMC compliance framework now standard at Daimler Truck, and revived a discarded dSPACE HiL rig into daily production use rather than requisition a replacement. I'm now building the automation layer underneath that lifecycle: a Python + GPT-4o/RAG pipeline that converts DOORS NG requirements into test specifications and surfaces prior root causes before engineers re-solve them. Outside the core role, I ship production LLM applications end to end with agentic tools, including a live clinic platform with a voice-to-prescription pipeline.</w:t>
       </w:r>
     </w:p>
     <w:p>
@@ -1914,6 +1914,27 @@
     </w:p>
     <w:p>
       <w:pPr>
+        <w:spacing w:after="20" w:before="40"/>
+      </w:pPr>
+      <w:r>
+        <w:rPr>
+          <w:b/>
+          <w:bCs/>
+        </w:rPr>
+        <w:t xml:space="preserve">HIL ML Ops Agent: Local-First LLM + RAG Test Pipeline (Personal Rebuild)  </w:t>
+      </w:r>
+      <w:r>
+        <w:rPr>
+          <w:i/>
+          <w:iCs/>
+          <w:sz w:val="18"/>
+          <w:szCs w:val="18"/>
+        </w:rPr>
+        <w:t>(2026)</w:t>
+      </w:r>
+    </w:p>
+    <w:p>
+      <w:pPr>
         <w:numPr>
           <w:ilvl w:val="0"/>
           <w:numId w:val="1"/>
@@ -1936,7 +1957,7 @@
           <w:sz w:val="18"/>
           <w:szCs w:val="18"/>
         </w:rPr>
-        <w:t xml:space="preserve">Role-Based Workflow Design: </w:t>
+        <w:t xml:space="preserve">Gated Agentic Pipeline: </w:t>
       </w:r>
       <w:r>
         <w:rPr>
@@ -1946,7 +1967,7 @@
           <w:sz w:val="18"/>
           <w:szCs w:val="18"/>
         </w:rPr>
-        <w:t>Role-based access (receptionist, clinical staff, doctor) for multi-person clinics ahead of a planned multi-site expansion; English and Hindi. Live in daily use at one clinic across all user roles, ~15–20 prescriptions/day since July 2026.</w:t>
+        <w:t>Rebuilt my Daimler ML Ops POC on synthetic data (Python, Claude Code): an LLM drafts an ISTQB test-basis model, code derives test cases, a virtual CAN bench (python-can, simulated ECU with faults) runs them, an LLM drafts RCA/Jira defects; each stage is human-approved, bound to a SHA-256 hash.</w:t>
       </w:r>
     </w:p>
     <w:p>
@@ -1958,14 +1979,11 @@
           <w:b/>
           <w:bCs/>
         </w:rPr>
-        <w:t xml:space="preserve">HIL ML Ops Agent: Local-First LLM + RAG Test Pipeline (Personal Rebuild)  </w:t>
-      </w:r>
-      <w:r>
-        <w:rPr>
-          <w:i/>
-          <w:iCs/>
-          <w:sz w:val="18"/>
-          <w:szCs w:val="18"/>
+        <w:t xml:space="preserve">Fleet Release Bench: FOTA &amp; Telemetry Test Bench (Personal Project)  </w:t>
+      </w:r>
+      <w:r>
+        <w:rPr>
+          <w:bCs/>
         </w:rPr>
         <w:t>(2026)</w:t>
       </w:r>
@@ -1994,7 +2012,7 @@
           <w:sz w:val="18"/>
           <w:szCs w:val="18"/>
         </w:rPr>
-        <w:t xml:space="preserve">Gated Agentic Pipeline: </w:t>
+        <w:t xml:space="preserve">OTA Update Validation: </w:t>
       </w:r>
       <w:r>
         <w:rPr>
@@ -2004,7 +2022,7 @@
           <w:sz w:val="18"/>
           <w:szCs w:val="18"/>
         </w:rPr>
-        <w:t>Rebuilt my Daimler ML Ops POC on synthetic data (Python, Claude Code): an LLM drafts an ISTQB test-basis model, code derives test cases, a virtual CAN bench (python-can, simulated ECU with faults) runs them, an LLM drafts RCA/Jira defects; each stage is human-approved, bound to a SHA-256 hash.</w:t>
+        <w:t>Python bench (AI-assisted, synthetic) for an A/B-slot updater: resumable download, signature checks, power loss, rollback, staged rollout halting at the 2% canary.</w:t>
       </w:r>
     </w:p>
     <w:p>
@@ -2031,7 +2049,7 @@
           <w:sz w:val="18"/>
           <w:szCs w:val="18"/>
         </w:rPr>
-        <w:t xml:space="preserve">Local-First RAG &amp; Cost-Aware Routing: </w:t>
+        <w:t xml:space="preserve">Telemetry &amp; Release Readiness: </w:t>
       </w:r>
       <w:r>
         <w:rPr>
@@ -2041,7 +2059,7 @@
           <w:sz w:val="18"/>
           <w:szCs w:val="18"/>
         </w:rPr>
-        <w:t>Hybrid BM25 + vector RAG over Jira/Confluence Cloud with local Ollama embeddings and incremental re-indexing; tiered LLM routing (Ollama llama3.2, free cloud tiers, GPT-4o mini) under a per-run cost cap; 78 tests.</w:t>
+        <w:t>MQTT telemetry under link cuts and 2G; 18/18 seeded bugs caught, 85/85 tests pass; auto release report.</w:t>
       </w:r>
     </w:p>
     <w:p>

--- a/assets/resume.docx
+++ b/assets/resume.docx
@@ -325,33 +325,41 @@
           <w:sz w:val="18"/>
           <w:szCs w:val="18"/>
         </w:rPr>
-        <w:t xml:space="preserve">Automotive Buses: </w:t>
-      </w:r>
-      <w:r>
-        <w:rPr>
-          <w:color w:val="000000"/>
-          <w:sz w:val="18"/>
-          <w:szCs w:val="18"/>
-        </w:rPr>
-        <w:t>CAN, CAN-FD, LIN; DTC/diagnostic artifact analysis</w:t>
-      </w:r>
-    </w:p>
-    <w:p>
-      <w:pPr>
-        <w:numPr>
-          <w:ilvl w:val="0"/>
-          <w:numId w:val="1"/>
-        </w:numPr>
-        <w:pBdr>
-          <w:top w:val="nil"/>
-          <w:left w:val="nil"/>
-          <w:bottom w:val="nil"/>
-          <w:right w:val="nil"/>
-          <w:between w:val="nil"/>
-        </w:pBdr>
-        <w:spacing w:after="25" w:line="250" w:lineRule="auto"/>
-        <w:jc w:val="both"/>
-      </w:pPr>
+        <w:t xml:space="preserve">Buses &amp; Protocols: </w:t>
+      </w:r>
+      <w:r>
+        <w:rPr>
+          <w:b w:val="0"/>
+          <w:bCs/>
+          <w:color w:val="000000"/>
+          <w:sz w:val="18"/>
+          <w:szCs w:val="18"/>
+        </w:rPr>
+        <w:t>CAN, CAN-FD, LIN, SPI; DTC/diagnostic artifact analysis</w:t>
+      </w:r>
+    </w:p>
+    <w:p>
+      <w:pPr>
+        <w:numPr>
+          <w:ilvl w:val="0"/>
+          <w:numId w:val="1"/>
+        </w:numPr>
+        <w:pBdr>
+          <w:top w:val="nil"/>
+          <w:left w:val="nil"/>
+          <w:bottom w:val="nil"/>
+          <w:right w:val="nil"/>
+          <w:between w:val="nil"/>
+        </w:pBdr>
+        <w:spacing w:after="25" w:line="250" w:lineRule="auto"/>
+        <w:jc w:val="both"/>
+      </w:pPr>
+      <w:proofErr w:type="spellStart"/>
+      <w:proofErr w:type="spellEnd"/>
+      <w:proofErr w:type="spellStart"/>
+      <w:proofErr w:type="spellEnd"/>
+      <w:proofErr w:type="spellStart"/>
+      <w:proofErr w:type="spellEnd"/>
       <w:r>
         <w:rPr>
           <w:b/>
@@ -362,59 +370,15 @@
         </w:rPr>
         <w:t xml:space="preserve">Tools: </w:t>
       </w:r>
-      <w:proofErr w:type="spellStart"/>
-      <w:r>
-        <w:rPr>
-          <w:color w:val="000000"/>
-          <w:sz w:val="18"/>
-          <w:szCs w:val="18"/>
-        </w:rPr>
-        <w:t>dSPACE</w:t>
-      </w:r>
-      <w:proofErr w:type="spellEnd"/>
-      <w:r>
-        <w:rPr>
-          <w:color w:val="000000"/>
-          <w:sz w:val="18"/>
-          <w:szCs w:val="18"/>
-        </w:rPr>
-        <w:t xml:space="preserve"> PHS &amp; SCALEXIO, NI; </w:t>
-      </w:r>
-      <w:proofErr w:type="spellStart"/>
-      <w:r>
-        <w:rPr>
-          <w:color w:val="000000"/>
-          <w:sz w:val="18"/>
-          <w:szCs w:val="18"/>
-        </w:rPr>
-        <w:t>PROVEtec</w:t>
-      </w:r>
-      <w:proofErr w:type="spellEnd"/>
-      <w:r>
-        <w:rPr>
-          <w:color w:val="000000"/>
-          <w:sz w:val="18"/>
-          <w:szCs w:val="18"/>
-        </w:rPr>
-        <w:t xml:space="preserve"> TA, ECU-TEST, Vector CANalyzer/</w:t>
-      </w:r>
-      <w:proofErr w:type="spellStart"/>
-      <w:r>
-        <w:rPr>
-          <w:color w:val="000000"/>
-          <w:sz w:val="18"/>
-          <w:szCs w:val="18"/>
-        </w:rPr>
-        <w:t>CANoe</w:t>
-      </w:r>
-      <w:proofErr w:type="spellEnd"/>
-      <w:r>
-        <w:rPr>
-          <w:color w:val="000000"/>
-          <w:sz w:val="18"/>
-          <w:szCs w:val="18"/>
-        </w:rPr>
-        <w:t>, ETAS INCA; JIRA, Confluence; DOORS NG, IBM ETM, PTC Windchill</w:t>
+      <w:r>
+        <w:rPr>
+          <w:b w:val="0"/>
+          <w:bCs/>
+          <w:color w:val="000000"/>
+          <w:sz w:val="18"/>
+          <w:szCs w:val="18"/>
+        </w:rPr>
+        <w:t>dSPACE PHS &amp; SCALEXIO, NI; PROVEtec TA, ECU-TEST, Vector CANalyzer, CANape (ECU parametrization, log analysis), ETAS INCA; JIRA, Confluence; DOORS NG, IBM ETM, PTC Windchill</w:t>
       </w:r>
     </w:p>
     <w:p>
@@ -1921,14 +1885,12 @@
           <w:b/>
           <w:bCs/>
         </w:rPr>
-        <w:t xml:space="preserve">HIL ML Ops Agent: Local-First LLM + RAG Test Pipeline (Personal Rebuild)  </w:t>
-      </w:r>
-      <w:r>
-        <w:rPr>
-          <w:i/>
-          <w:iCs/>
-          <w:sz w:val="18"/>
-          <w:szCs w:val="18"/>
+        <w:t xml:space="preserve">Safe-Stop Bench: ADAS Safety-Layer HiL Bench with AI Test Pipeline (Personal, in progress)  </w:t>
+      </w:r>
+      <w:r>
+        <w:rPr>
+          <w:b w:val="0"/>
+          <w:bCs/>
         </w:rPr>
         <w:t>(2026)</w:t>
       </w:r>
@@ -1957,7 +1919,7 @@
           <w:sz w:val="18"/>
           <w:szCs w:val="18"/>
         </w:rPr>
-        <w:t xml:space="preserve">Gated Agentic Pipeline: </w:t>
+        <w:t xml:space="preserve">Safety Verification: </w:t>
       </w:r>
       <w:r>
         <w:rPr>
@@ -1967,52 +1929,34 @@
           <w:sz w:val="18"/>
           <w:szCs w:val="18"/>
         </w:rPr>
-        <w:t>Rebuilt my Daimler ML Ops POC on synthetic data (Python, Claude Code): an LLM drafts an ISTQB test-basis model, code derives test cases, a virtual CAN bench (python-can, simulated ECU with faults) runs them, an LLM drafts RCA/Jira defects; each stage is human-approved, bound to a SHA-256 hash.</w:t>
-      </w:r>
-    </w:p>
-    <w:p>
-      <w:pPr>
-        <w:spacing w:after="20" w:before="40"/>
-      </w:pPr>
-      <w:r>
-        <w:rPr>
-          <w:b/>
-          <w:bCs/>
-        </w:rPr>
-        <w:t xml:space="preserve">Fleet Release Bench: FOTA &amp; Telemetry Test Bench (Personal Project)  </w:t>
-      </w:r>
-      <w:r>
-        <w:rPr>
-          <w:bCs/>
-        </w:rPr>
-        <w:t>(2026)</w:t>
-      </w:r>
-    </w:p>
-    <w:p>
-      <w:pPr>
-        <w:numPr>
-          <w:ilvl w:val="0"/>
-          <w:numId w:val="1"/>
-        </w:numPr>
-        <w:pBdr>
-          <w:top w:val="nil"/>
-          <w:left w:val="nil"/>
-          <w:bottom w:val="nil"/>
-          <w:right w:val="nil"/>
-          <w:between w:val="nil"/>
-        </w:pBdr>
-        <w:spacing w:after="25" w:line="250" w:lineRule="auto"/>
-        <w:jc w:val="both"/>
-      </w:pPr>
-      <w:r>
-        <w:rPr>
-          <w:b/>
-          <w:bCs/>
-          <w:color w:val="000000"/>
-          <w:sz w:val="18"/>
-          <w:szCs w:val="18"/>
-        </w:rPr>
-        <w:t xml:space="preserve">OTA Update Validation: </w:t>
+        <w:t>Python bench (AI-assisted, synthetic) for a planner, safety controller and actuators: 56 fault scenarios across SiL, CAN, FMU, ROS 2 and ESP32-S3 HiL (CAN via SPI controllers); CI gates an exact 56/56 match.</w:t>
+      </w:r>
+    </w:p>
+    <w:p>
+      <w:pPr>
+        <w:numPr>
+          <w:ilvl w:val="0"/>
+          <w:numId w:val="1"/>
+        </w:numPr>
+        <w:pBdr>
+          <w:top w:val="nil"/>
+          <w:left w:val="nil"/>
+          <w:bottom w:val="nil"/>
+          <w:right w:val="nil"/>
+          <w:between w:val="nil"/>
+        </w:pBdr>
+        <w:spacing w:after="25" w:line="250" w:lineRule="auto"/>
+        <w:jc w:val="both"/>
+      </w:pPr>
+      <w:r>
+        <w:rPr>
+          <w:b/>
+          <w:bCs/>
+          <w:color w:val="000000"/>
+          <w:sz w:val="18"/>
+          <w:szCs w:val="18"/>
+        </w:rPr>
+        <w:t xml:space="preserve">AI Test Pipeline (HIL ML Ops Agent): </w:t>
       </w:r>
       <w:r>
         <w:rPr>
@@ -2022,34 +1966,34 @@
           <w:sz w:val="18"/>
           <w:szCs w:val="18"/>
         </w:rPr>
-        <w:t>Python bench (AI-assisted, synthetic) for an A/B-slot updater: resumable download, signature checks, power loss, rollback, staged rollout halting at the 2% canary.</w:t>
-      </w:r>
-    </w:p>
-    <w:p>
-      <w:pPr>
-        <w:numPr>
-          <w:ilvl w:val="0"/>
-          <w:numId w:val="1"/>
-        </w:numPr>
-        <w:pBdr>
-          <w:top w:val="nil"/>
-          <w:left w:val="nil"/>
-          <w:bottom w:val="nil"/>
-          <w:right w:val="nil"/>
-          <w:between w:val="nil"/>
-        </w:pBdr>
-        <w:spacing w:after="25" w:line="250" w:lineRule="auto"/>
-        <w:jc w:val="both"/>
-      </w:pPr>
-      <w:r>
-        <w:rPr>
-          <w:b/>
-          <w:bCs/>
-          <w:color w:val="000000"/>
-          <w:sz w:val="18"/>
-          <w:szCs w:val="18"/>
-        </w:rPr>
-        <w:t xml:space="preserve">Telemetry &amp; Release Readiness: </w:t>
+        <w:t>LLM drafts an ISTQB test basis, code derives the test cases, the bench runs them, LLM drafts RCA/Jira defects; every stage human-approved and SHA-256-bound.</w:t>
+      </w:r>
+    </w:p>
+    <w:p>
+      <w:pPr>
+        <w:numPr>
+          <w:ilvl w:val="0"/>
+          <w:numId w:val="1"/>
+        </w:numPr>
+        <w:pBdr>
+          <w:top w:val="nil"/>
+          <w:left w:val="nil"/>
+          <w:bottom w:val="nil"/>
+          <w:right w:val="nil"/>
+          <w:between w:val="nil"/>
+        </w:pBdr>
+        <w:spacing w:after="25" w:line="250" w:lineRule="auto"/>
+        <w:jc w:val="both"/>
+      </w:pPr>
+      <w:r>
+        <w:rPr>
+          <w:b/>
+          <w:bCs/>
+          <w:color w:val="000000"/>
+          <w:sz w:val="18"/>
+          <w:szCs w:val="18"/>
+        </w:rPr>
+        <w:t xml:space="preserve">Plant-Model CI: </w:t>
       </w:r>
       <w:r>
         <w:rPr>
@@ -2059,7 +2003,7 @@
           <w:sz w:val="18"/>
           <w:szCs w:val="18"/>
         </w:rPr>
-        <w:t>MQTT telemetry under link cuts and 2G; 18/18 seeded bugs caught, 85/85 tests pass; auto release report.</w:t>
+        <w:t>OpenModelica vehicle plant verified in CI (9/9 model mutants caught); agent-evaluation harness in progress.</w:t>
       </w:r>
     </w:p>
     <w:p>
@@ -2109,12 +2053,21 @@
       </w:pPr>
       <w:r>
         <w:rPr>
+          <w:b/>
+          <w:color w:val="000000"/>
+          <w:sz w:val="18"/>
+          <w:szCs w:val="18"/>
+        </w:rPr>
+        <w:t xml:space="preserve">Advanced Certificate in Agentic AI &amp; RAG Engineering: </w:t>
+      </w:r>
+      <w:r>
+        <w:rPr>
           <w:b w:val="0"/>
           <w:color w:val="000000"/>
           <w:sz w:val="18"/>
           <w:szCs w:val="18"/>
         </w:rPr>
-        <w:t>Advanced Certificate in Agentic AI &amp; RAG Engineering: IIT Madras Pravartak (in progress, from Sep 2026)</w:t>
+        <w:t>IIT Madras Pravartak (2026)</w:t>
       </w:r>
     </w:p>
     <w:p>

--- a/assets/resume.docx
+++ b/assets/resume.docx
@@ -1894,6 +1894,29 @@
         </w:rPr>
         <w:t>(2026)</w:t>
       </w:r>
+    </w:p>
+    <w:p>
+      <w:pPr>
+        <w:spacing w:after="60"/>
+      </w:pPr>
+      <w:r>
+        <w:rPr>
+          <w:sz w:val="18"/>
+          <w:szCs w:val="18"/>
+        </w:rPr>
+        <w:t xml:space="preserve">Live: </w:t>
+      </w:r>
+      <w:hyperlink r:id="rId11">
+        <w:r>
+          <w:rPr>
+            <w:color w:val="1155CC"/>
+            <w:sz w:val="18"/>
+            <w:szCs w:val="18"/>
+            <w:u w:val="single"/>
+          </w:rPr>
+          <w:t>ketan01bakshi-dev.github.io/safe-stop-bench/</w:t>
+        </w:r>
+      </w:hyperlink>
     </w:p>
     <w:p>
       <w:pPr>

--- a/assets/resume.docx
+++ b/assets/resume.docx
@@ -183,15 +183,8 @@
         <w:spacing w:after="80" w:line="250" w:lineRule="auto"/>
         <w:jc w:val="both"/>
       </w:pPr>
-      <w:proofErr w:type="spellStart"/>
-      <w:proofErr w:type="spellEnd"/>
-      <w:proofErr w:type="spellStart"/>
-      <w:proofErr w:type="spellEnd"/>
-      <w:proofErr w:type="spellStart"/>
-      <w:proofErr w:type="spellEnd"/>
-      <w:r>
-        <w:rPr>
-          <w:b w:val="0"/>
+      <w:r>
+        <w:rPr>
           <w:sz w:val="18"/>
           <w:szCs w:val="18"/>
         </w:rPr>
@@ -278,8 +271,6 @@
         <w:spacing w:after="25" w:line="250" w:lineRule="auto"/>
         <w:jc w:val="both"/>
       </w:pPr>
-      <w:proofErr w:type="spellStart"/>
-      <w:proofErr w:type="spellEnd"/>
       <w:r>
         <w:rPr>
           <w:b/>
@@ -292,7 +283,6 @@
       </w:r>
       <w:r>
         <w:rPr>
-          <w:b w:val="0"/>
           <w:bCs/>
           <w:color w:val="000000"/>
           <w:sz w:val="18"/>
@@ -329,7 +319,6 @@
       </w:r>
       <w:r>
         <w:rPr>
-          <w:b w:val="0"/>
           <w:bCs/>
           <w:color w:val="000000"/>
           <w:sz w:val="18"/>
@@ -354,12 +343,6 @@
         <w:spacing w:after="25" w:line="250" w:lineRule="auto"/>
         <w:jc w:val="both"/>
       </w:pPr>
-      <w:proofErr w:type="spellStart"/>
-      <w:proofErr w:type="spellEnd"/>
-      <w:proofErr w:type="spellStart"/>
-      <w:proofErr w:type="spellEnd"/>
-      <w:proofErr w:type="spellStart"/>
-      <w:proofErr w:type="spellEnd"/>
       <w:r>
         <w:rPr>
           <w:b/>
@@ -372,7 +355,6 @@
       </w:r>
       <w:r>
         <w:rPr>
-          <w:b w:val="0"/>
           <w:bCs/>
           <w:color w:val="000000"/>
           <w:sz w:val="18"/>
@@ -623,253 +605,159 @@
         <w:spacing w:after="25" w:line="250" w:lineRule="auto"/>
         <w:jc w:val="both"/>
       </w:pPr>
+      <w:r>
+        <w:rPr>
+          <w:b/>
+          <w:bCs/>
+          <w:color w:val="000000"/>
+          <w:sz w:val="18"/>
+          <w:szCs w:val="18"/>
+        </w:rPr>
+        <w:t xml:space="preserve">XiL Test Strategy &amp; Execution: </w:t>
+      </w:r>
+      <w:r>
+        <w:rPr>
+          <w:bCs/>
+          <w:color w:val="000000"/>
+          <w:sz w:val="18"/>
+          <w:szCs w:val="18"/>
+        </w:rPr>
+        <w:t>Architected and led XiL (MiL, SiL, HiL) test strategies for complex e-Mobility software systems (charging, battery management, e-Torque, adaptive cruise control, autonomous emergency braking), aligned with ASPICE processes and ISO 26262 functional safety, driving zero-delay campaign launches through precise specification reviews and lab-infrastructure alignment.</w:t>
+      </w:r>
+    </w:p>
+    <w:p>
+      <w:pPr>
+        <w:numPr>
+          <w:ilvl w:val="0"/>
+          <w:numId w:val="1"/>
+        </w:numPr>
+        <w:pBdr>
+          <w:top w:val="nil"/>
+          <w:left w:val="nil"/>
+          <w:bottom w:val="nil"/>
+          <w:right w:val="nil"/>
+          <w:between w:val="nil"/>
+        </w:pBdr>
+        <w:spacing w:after="25" w:line="250" w:lineRule="auto"/>
+        <w:jc w:val="both"/>
+      </w:pPr>
+      <w:r>
+        <w:rPr>
+          <w:b/>
+          <w:bCs/>
+          <w:color w:val="000000"/>
+          <w:sz w:val="18"/>
+          <w:szCs w:val="18"/>
+        </w:rPr>
+        <w:t xml:space="preserve">Requirement-Based Testing &amp; Traceability: </w:t>
+      </w:r>
+      <w:r>
+        <w:rPr>
+          <w:color w:val="000000"/>
+          <w:sz w:val="18"/>
+          <w:szCs w:val="18"/>
+        </w:rPr>
+        <w:t>Developed comprehensive test specifications and built automated trace-analysis frameworks connecting DOORS requirements to test cases and bug reports, achieving 100% requirement coverage and sign-off maturity.</w:t>
+      </w:r>
+    </w:p>
+    <w:p>
+      <w:pPr>
+        <w:numPr>
+          <w:ilvl w:val="0"/>
+          <w:numId w:val="1"/>
+        </w:numPr>
+        <w:pBdr>
+          <w:top w:val="nil"/>
+          <w:left w:val="nil"/>
+          <w:bottom w:val="nil"/>
+          <w:right w:val="nil"/>
+          <w:between w:val="nil"/>
+        </w:pBdr>
+        <w:spacing w:after="25" w:line="250" w:lineRule="auto"/>
+        <w:jc w:val="both"/>
+      </w:pPr>
+      <w:r>
+        <w:rPr>
+          <w:b/>
+          <w:bCs/>
+          <w:color w:val="000000"/>
+          <w:sz w:val="18"/>
+          <w:szCs w:val="18"/>
+        </w:rPr>
+        <w:t xml:space="preserve">HiL Bench &amp; Cross-Functional Leadership: </w:t>
+      </w:r>
+      <w:r>
+        <w:rPr>
+          <w:bCs/>
+          <w:color w:val="000000"/>
+          <w:sz w:val="18"/>
+          <w:szCs w:val="18"/>
+        </w:rPr>
+        <w:t>Managed shared, multi-user dSPACE HiL benches (~₹7-8 Cr infrastructure, 5 teams, 2 departments); instituted a peer-to-peer alignment layer between HIL engineers, testers, and leads to resolve issues before escalation; balanced load across HiL and SiL platforms. With a mentored junior, implemented a nightly Jenkins health and inventory check of ~9 HiL benches in India, the USA and Germany (~30 min in parallel vs. rare ~2 h manual checks).</w:t>
+      </w:r>
+    </w:p>
+    <w:p>
+      <w:pPr>
+        <w:numPr>
+          <w:ilvl w:val="0"/>
+          <w:numId w:val="1"/>
+        </w:numPr>
+        <w:pBdr>
+          <w:top w:val="nil"/>
+          <w:left w:val="nil"/>
+          <w:bottom w:val="nil"/>
+          <w:right w:val="nil"/>
+          <w:between w:val="nil"/>
+        </w:pBdr>
+        <w:spacing w:after="25" w:line="250" w:lineRule="auto"/>
+        <w:jc w:val="both"/>
+      </w:pPr>
+      <w:r>
+        <w:rPr>
+          <w:b/>
+          <w:bCs/>
+          <w:color w:val="000000"/>
+          <w:sz w:val="18"/>
+          <w:szCs w:val="18"/>
+        </w:rPr>
+        <w:t xml:space="preserve">Stakeholder Reporting &amp; KPIs: </w:t>
+      </w:r>
+      <w:r>
+        <w:rPr>
+          <w:color w:val="000000"/>
+          <w:sz w:val="18"/>
+          <w:szCs w:val="18"/>
+        </w:rPr>
+        <w:t xml:space="preserve">Designed a global Power BI KPI dashboard spanning India, Germany, and USA test sites, giving testers single-screen visibility into bench availability, ECU hardware/software configuration, requirement maturity, and defect clustering; lifted effective India </w:t>
+      </w:r>
       <w:proofErr w:type="spellStart"/>
+      <w:r>
+        <w:rPr>
+          <w:color w:val="000000"/>
+          <w:sz w:val="18"/>
+          <w:szCs w:val="18"/>
+        </w:rPr>
+        <w:t>HiL</w:t>
+      </w:r>
       <w:proofErr w:type="spellEnd"/>
+      <w:r>
+        <w:rPr>
+          <w:color w:val="000000"/>
+          <w:sz w:val="18"/>
+          <w:szCs w:val="18"/>
+        </w:rPr>
+        <w:t xml:space="preserve"> bench utilisation to 20-22 hours/day by replacing ad hoc, </w:t>
+      </w:r>
       <w:proofErr w:type="spellStart"/>
+      <w:r>
+        <w:rPr>
+          <w:color w:val="000000"/>
+          <w:sz w:val="18"/>
+          <w:szCs w:val="18"/>
+        </w:rPr>
+        <w:t>timezone</w:t>
+      </w:r>
       <w:proofErr w:type="spellEnd"/>
-      <w:proofErr w:type="spellStart"/>
-      <w:proofErr w:type="spellEnd"/>
-      <w:proofErr w:type="spellStart"/>
-      <w:proofErr w:type="spellEnd"/>
-      <w:proofErr w:type="spellStart"/>
-      <w:proofErr w:type="spellEnd"/>
-      <w:r>
-        <w:rPr>
-          <w:b/>
-          <w:bCs/>
-          <w:color w:val="000000"/>
-          <w:sz w:val="18"/>
-          <w:szCs w:val="18"/>
-        </w:rPr>
-        <w:t xml:space="preserve">XiL Test Strategy &amp; Execution: </w:t>
-      </w:r>
-      <w:r>
-        <w:rPr>
-          <w:b w:val="0"/>
-          <w:bCs/>
-          <w:color w:val="000000"/>
-          <w:sz w:val="18"/>
-          <w:szCs w:val="18"/>
-        </w:rPr>
-        <w:t>Architected and led XiL (MiL, SiL, HiL) test strategies for complex e-Mobility software systems (charging, battery management, e-Torque, adaptive cruise control, autonomous emergency braking), aligned with ASPICE processes and ISO 26262 functional safety, driving zero-delay campaign launches through precise specification reviews and lab-infrastructure alignment.</w:t>
-      </w:r>
-    </w:p>
-    <w:p>
-      <w:pPr>
-        <w:numPr>
-          <w:ilvl w:val="0"/>
-          <w:numId w:val="1"/>
-        </w:numPr>
-        <w:pBdr>
-          <w:top w:val="nil"/>
-          <w:left w:val="nil"/>
-          <w:bottom w:val="nil"/>
-          <w:right w:val="nil"/>
-          <w:between w:val="nil"/>
-        </w:pBdr>
-        <w:spacing w:after="25" w:line="250" w:lineRule="auto"/>
-        <w:jc w:val="both"/>
-      </w:pPr>
-      <w:r>
-        <w:rPr>
-          <w:b/>
-          <w:bCs/>
-          <w:color w:val="000000"/>
-          <w:sz w:val="18"/>
-          <w:szCs w:val="18"/>
-        </w:rPr>
-        <w:t xml:space="preserve">Requirement-Based Testing &amp; Traceability: </w:t>
-      </w:r>
-      <w:r>
-        <w:rPr>
-          <w:color w:val="000000"/>
-          <w:sz w:val="18"/>
-          <w:szCs w:val="18"/>
-        </w:rPr>
-        <w:t>Developed comprehensive test specifications and built automated trace-analysis frameworks connecting DOORS requirements to test cases and bug reports, achieving 100% requirement coverage and sign-off maturity.</w:t>
-      </w:r>
-    </w:p>
-    <w:p>
-      <w:pPr>
-        <w:numPr>
-          <w:ilvl w:val="0"/>
-          <w:numId w:val="1"/>
-        </w:numPr>
-        <w:pBdr>
-          <w:top w:val="nil"/>
-          <w:left w:val="nil"/>
-          <w:bottom w:val="nil"/>
-          <w:right w:val="nil"/>
-          <w:between w:val="nil"/>
-        </w:pBdr>
-        <w:spacing w:after="25" w:line="250" w:lineRule="auto"/>
-        <w:jc w:val="both"/>
-      </w:pPr>
-      <w:proofErr w:type="spellStart"/>
-      <w:r>
-        <w:rPr>
-          <w:b/>
-          <w:bCs/>
-          <w:color w:val="000000"/>
-          <w:sz w:val="18"/>
-          <w:szCs w:val="18"/>
-        </w:rPr>
-        <w:t>HiL</w:t>
-      </w:r>
-      <w:proofErr w:type="spellEnd"/>
-      <w:r>
-        <w:rPr>
-          <w:b/>
-          <w:bCs/>
-          <w:color w:val="000000"/>
-          <w:sz w:val="18"/>
-          <w:szCs w:val="18"/>
-        </w:rPr>
-        <w:t xml:space="preserve"> Bench &amp; Cross-Functional Leadership: </w:t>
-      </w:r>
-      <w:r>
-        <w:rPr>
-          <w:color w:val="000000"/>
-          <w:sz w:val="18"/>
-          <w:szCs w:val="18"/>
-        </w:rPr>
-        <w:t xml:space="preserve">Managed shared, multi-user </w:t>
-      </w:r>
-      <w:proofErr w:type="spellStart"/>
-      <w:r>
-        <w:rPr>
-          <w:color w:val="000000"/>
-          <w:sz w:val="18"/>
-          <w:szCs w:val="18"/>
-        </w:rPr>
-        <w:t>dSPACE</w:t>
-      </w:r>
-      <w:proofErr w:type="spellEnd"/>
-      <w:r>
-        <w:rPr>
-          <w:color w:val="000000"/>
-          <w:sz w:val="18"/>
-          <w:szCs w:val="18"/>
-        </w:rPr>
-        <w:t xml:space="preserve"> </w:t>
-      </w:r>
-      <w:proofErr w:type="spellStart"/>
-      <w:r>
-        <w:rPr>
-          <w:color w:val="000000"/>
-          <w:sz w:val="18"/>
-          <w:szCs w:val="18"/>
-        </w:rPr>
-        <w:t>HiL</w:t>
-      </w:r>
-      <w:proofErr w:type="spellEnd"/>
-      <w:r>
-        <w:rPr>
-          <w:color w:val="000000"/>
-          <w:sz w:val="18"/>
-          <w:szCs w:val="18"/>
-        </w:rPr>
-        <w:t xml:space="preserve"> benches (~₹7-8 Cr infrastructure, used by 5 teams across 2 departments); instituted a peer-to-peer alignment layer between HIL engineers, testers, and leads to resolve issues before escalation, and balanced load across parallel </w:t>
-      </w:r>
-      <w:proofErr w:type="spellStart"/>
-      <w:r>
-        <w:rPr>
-          <w:color w:val="000000"/>
-          <w:sz w:val="18"/>
-          <w:szCs w:val="18"/>
-        </w:rPr>
-        <w:t>HiL</w:t>
-      </w:r>
-      <w:proofErr w:type="spellEnd"/>
-      <w:r>
-        <w:rPr>
-          <w:color w:val="000000"/>
-          <w:sz w:val="18"/>
-          <w:szCs w:val="18"/>
-        </w:rPr>
-        <w:t xml:space="preserve"> and </w:t>
-      </w:r>
-      <w:proofErr w:type="spellStart"/>
-      <w:r>
-        <w:rPr>
-          <w:color w:val="000000"/>
-          <w:sz w:val="18"/>
-          <w:szCs w:val="18"/>
-        </w:rPr>
-        <w:t>SiL</w:t>
-      </w:r>
-      <w:proofErr w:type="spellEnd"/>
-      <w:r>
-        <w:rPr>
-          <w:color w:val="000000"/>
-          <w:sz w:val="18"/>
-          <w:szCs w:val="18"/>
-        </w:rPr>
-        <w:t xml:space="preserve"> platforms based on real-time capability and availability.</w:t>
-      </w:r>
-    </w:p>
-    <w:p>
-      <w:pPr>
-        <w:numPr>
-          <w:ilvl w:val="0"/>
-          <w:numId w:val="1"/>
-        </w:numPr>
-        <w:pBdr>
-          <w:top w:val="nil"/>
-          <w:left w:val="nil"/>
-          <w:bottom w:val="nil"/>
-          <w:right w:val="nil"/>
-          <w:between w:val="nil"/>
-        </w:pBdr>
-        <w:spacing w:after="25" w:line="250" w:lineRule="auto"/>
-        <w:jc w:val="both"/>
-      </w:pPr>
-      <w:r>
-        <w:rPr>
-          <w:b/>
-          <w:bCs/>
-          <w:color w:val="000000"/>
-          <w:sz w:val="18"/>
-          <w:szCs w:val="18"/>
-        </w:rPr>
-        <w:t xml:space="preserve">Stakeholder Reporting &amp; KPIs: </w:t>
-      </w:r>
-      <w:r>
-        <w:rPr>
-          <w:color w:val="000000"/>
-          <w:sz w:val="18"/>
-          <w:szCs w:val="18"/>
-        </w:rPr>
-        <w:t xml:space="preserve">Designed a global Power BI KPI dashboard spanning India, Germany, and USA test sites, giving testers single-screen visibility into bench availability, ECU hardware/software configuration, requirement maturity, and defect clustering; lifted effective India </w:t>
-      </w:r>
-      <w:proofErr w:type="spellStart"/>
-      <w:r>
-        <w:rPr>
-          <w:color w:val="000000"/>
-          <w:sz w:val="18"/>
-          <w:szCs w:val="18"/>
-        </w:rPr>
-        <w:t>HiL</w:t>
-      </w:r>
-      <w:proofErr w:type="spellEnd"/>
-      <w:r>
-        <w:rPr>
-          <w:color w:val="000000"/>
-          <w:sz w:val="18"/>
-          <w:szCs w:val="18"/>
-        </w:rPr>
-        <w:t xml:space="preserve"> bench utilisation to 20-22 hours/day by replacing ad hoc, </w:t>
-      </w:r>
-      <w:proofErr w:type="spellStart"/>
-      <w:r>
-        <w:rPr>
-          <w:color w:val="000000"/>
-          <w:sz w:val="18"/>
-          <w:szCs w:val="18"/>
-        </w:rPr>
-        <w:t>timezone</w:t>
-      </w:r>
-      <w:proofErr w:type="spellEnd"/>
       <w:r>
         <w:rPr>
           <w:color w:val="000000"/>
@@ -942,7 +830,6 @@
       </w:r>
       <w:r>
         <w:rPr>
-          <w:b w:val="0"/>
           <w:bCs/>
           <w:color w:val="000000"/>
           <w:sz w:val="18"/>
@@ -1063,39 +950,85 @@
           <w:sz w:val="18"/>
           <w:szCs w:val="18"/>
         </w:rPr>
+        <w:t xml:space="preserve">Subsystem &amp; HIL Verification: </w:t>
+      </w:r>
+      <w:r>
+        <w:rPr>
+          <w:color w:val="000000"/>
+          <w:sz w:val="18"/>
+          <w:szCs w:val="18"/>
+        </w:rPr>
+        <w:t>Co-led verification for three major EV programmes; reduced verification cycle time per function from ~2 weeks to ~1 week (50% reduction) by establishing repeatable test specification development frameworks and structured RCA, freeing bandwidth to scale the team from 2-3 to 30 engineers across additional vehicle programmes.</w:t>
+      </w:r>
+    </w:p>
+    <w:p>
+      <w:pPr>
+        <w:numPr>
+          <w:ilvl w:val="0"/>
+          <w:numId w:val="1"/>
+        </w:numPr>
+        <w:pBdr>
+          <w:top w:val="nil"/>
+          <w:left w:val="nil"/>
+          <w:bottom w:val="nil"/>
+          <w:right w:val="nil"/>
+          <w:between w:val="nil"/>
+        </w:pBdr>
+        <w:spacing w:after="25" w:line="250" w:lineRule="auto"/>
+        <w:jc w:val="both"/>
+      </w:pPr>
+      <w:proofErr w:type="spellStart"/>
+      <w:r>
+        <w:rPr>
+          <w:b/>
+          <w:bCs/>
+          <w:color w:val="000000"/>
+          <w:sz w:val="18"/>
+          <w:szCs w:val="18"/>
+        </w:rPr>
         <w:lastRenderedPageBreak/>
-        <w:t xml:space="preserve">Subsystem &amp; HIL Verification: </w:t>
-      </w:r>
-      <w:r>
-        <w:rPr>
-          <w:color w:val="000000"/>
-          <w:sz w:val="18"/>
-          <w:szCs w:val="18"/>
-        </w:rPr>
-        <w:t>Co-led verification for three major EV programmes; reduced verification cycle time per function from ~2 weeks to ~1 week (50% reduction) by establishing repeatable test specification development frameworks and structured RCA, freeing bandwidth to scale the team from 2-3 to 30 engineers across additional vehicle programmes.</w:t>
-      </w:r>
-    </w:p>
-    <w:p>
-      <w:pPr>
-        <w:numPr>
-          <w:ilvl w:val="0"/>
-          <w:numId w:val="1"/>
-        </w:numPr>
-        <w:pBdr>
-          <w:top w:val="nil"/>
-          <w:left w:val="nil"/>
-          <w:bottom w:val="nil"/>
-          <w:right w:val="nil"/>
-          <w:between w:val="nil"/>
-        </w:pBdr>
-        <w:spacing w:after="25" w:line="250" w:lineRule="auto"/>
-        <w:jc w:val="both"/>
-      </w:pPr>
+        <w:t>HiL</w:t>
+      </w:r>
+      <w:proofErr w:type="spellEnd"/>
+      <w:r>
+        <w:rPr>
+          <w:b/>
+          <w:bCs/>
+          <w:color w:val="000000"/>
+          <w:sz w:val="18"/>
+          <w:szCs w:val="18"/>
+        </w:rPr>
+        <w:t xml:space="preserve"> Infrastructure Setup: </w:t>
+      </w:r>
+      <w:r>
+        <w:rPr>
+          <w:color w:val="000000"/>
+          <w:sz w:val="18"/>
+          <w:szCs w:val="18"/>
+        </w:rPr>
+        <w:t xml:space="preserve">Restored, upgraded, and commissioned a discarded multi-processor </w:t>
+      </w:r>
       <w:proofErr w:type="spellStart"/>
       <w:r>
         <w:rPr>
-          <w:b/>
-          <w:bCs/>
+          <w:color w:val="000000"/>
+          <w:sz w:val="18"/>
+          <w:szCs w:val="18"/>
+        </w:rPr>
+        <w:t>dSPACE</w:t>
+      </w:r>
+      <w:proofErr w:type="spellEnd"/>
+      <w:r>
+        <w:rPr>
+          <w:color w:val="000000"/>
+          <w:sz w:val="18"/>
+          <w:szCs w:val="18"/>
+        </w:rPr>
+        <w:t xml:space="preserve"> PHS </w:t>
+      </w:r>
+      <w:proofErr w:type="spellStart"/>
+      <w:r>
+        <w:rPr>
           <w:color w:val="000000"/>
           <w:sz w:val="18"/>
           <w:szCs w:val="18"/>
@@ -1105,52 +1038,6 @@
       <w:proofErr w:type="spellEnd"/>
       <w:r>
         <w:rPr>
-          <w:b/>
-          <w:bCs/>
-          <w:color w:val="000000"/>
-          <w:sz w:val="18"/>
-          <w:szCs w:val="18"/>
-        </w:rPr>
-        <w:t xml:space="preserve"> Infrastructure Setup: </w:t>
-      </w:r>
-      <w:r>
-        <w:rPr>
-          <w:color w:val="000000"/>
-          <w:sz w:val="18"/>
-          <w:szCs w:val="18"/>
-        </w:rPr>
-        <w:t xml:space="preserve">Restored, upgraded, and commissioned a discarded multi-processor </w:t>
-      </w:r>
-      <w:proofErr w:type="spellStart"/>
-      <w:r>
-        <w:rPr>
-          <w:color w:val="000000"/>
-          <w:sz w:val="18"/>
-          <w:szCs w:val="18"/>
-        </w:rPr>
-        <w:t>dSPACE</w:t>
-      </w:r>
-      <w:proofErr w:type="spellEnd"/>
-      <w:r>
-        <w:rPr>
-          <w:color w:val="000000"/>
-          <w:sz w:val="18"/>
-          <w:szCs w:val="18"/>
-        </w:rPr>
-        <w:t xml:space="preserve"> PHS </w:t>
-      </w:r>
-      <w:proofErr w:type="spellStart"/>
-      <w:r>
-        <w:rPr>
-          <w:color w:val="000000"/>
-          <w:sz w:val="18"/>
-          <w:szCs w:val="18"/>
-        </w:rPr>
-        <w:t>HiL</w:t>
-      </w:r>
-      <w:proofErr w:type="spellEnd"/>
-      <w:r>
-        <w:rPr>
           <w:color w:val="000000"/>
           <w:sz w:val="18"/>
           <w:szCs w:val="18"/>
@@ -1186,7 +1073,6 @@
       </w:r>
       <w:r>
         <w:rPr>
-          <w:b w:val="0"/>
           <w:bCs/>
           <w:color w:val="000000"/>
           <w:sz w:val="18"/>
@@ -1277,8 +1163,6 @@
         <w:spacing w:after="25" w:line="250" w:lineRule="auto"/>
         <w:jc w:val="both"/>
       </w:pPr>
-      <w:proofErr w:type="spellStart"/>
-      <w:proofErr w:type="spellEnd"/>
       <w:r>
         <w:rPr>
           <w:b/>
@@ -1291,7 +1175,6 @@
       </w:r>
       <w:r>
         <w:rPr>
-          <w:b w:val="0"/>
           <w:bCs/>
           <w:color w:val="000000"/>
           <w:sz w:val="18"/>
@@ -1363,7 +1246,6 @@
       </w:r>
       <w:r>
         <w:rPr>
-          <w:b w:val="0"/>
           <w:bCs/>
           <w:color w:val="000000"/>
           <w:sz w:val="18"/>
@@ -1688,8 +1570,6 @@
         <w:spacing w:after="25" w:line="250" w:lineRule="auto"/>
         <w:jc w:val="both"/>
       </w:pPr>
-      <w:proofErr w:type="spellStart"/>
-      <w:proofErr w:type="spellEnd"/>
       <w:r>
         <w:rPr>
           <w:b/>
@@ -1702,7 +1582,6 @@
       </w:r>
       <w:r>
         <w:rPr>
-          <w:b w:val="0"/>
           <w:bCs/>
           <w:color w:val="000000"/>
           <w:sz w:val="18"/>
@@ -1853,8 +1732,6 @@
         <w:spacing w:after="25" w:line="250" w:lineRule="auto"/>
         <w:jc w:val="both"/>
       </w:pPr>
-      <w:proofErr w:type="gramStart"/>
-      <w:proofErr w:type="gramEnd"/>
       <w:r>
         <w:rPr>
           <w:b/>
@@ -1867,7 +1744,6 @@
       </w:r>
       <w:r>
         <w:rPr>
-          <w:b w:val="0"/>
           <w:bCs/>
           <w:color w:val="000000"/>
           <w:sz w:val="18"/>
@@ -1878,18 +1754,17 @@
     </w:p>
     <w:p>
       <w:pPr>
-        <w:spacing w:after="20" w:before="40"/>
-      </w:pPr>
-      <w:r>
-        <w:rPr>
-          <w:b/>
-          <w:bCs/>
-        </w:rPr>
-        <w:t xml:space="preserve">Safe-Stop Bench: ADAS Safety-Layer HiL Bench with AI Test Pipeline (Personal, in progress)  </w:t>
-      </w:r>
-      <w:r>
-        <w:rPr>
-          <w:b w:val="0"/>
+        <w:spacing w:before="40" w:after="20"/>
+      </w:pPr>
+      <w:r>
+        <w:rPr>
+          <w:b/>
+          <w:bCs/>
+        </w:rPr>
+        <w:t xml:space="preserve">Safe-Stop Bench: ADAS Safety-Layer HiL Bench + Product Tool (Personal, in progress)  </w:t>
+      </w:r>
+      <w:r>
+        <w:rPr>
           <w:bCs/>
         </w:rPr>
         <w:t>(2026)</w:t>
@@ -1906,7 +1781,7 @@
         </w:rPr>
         <w:t xml:space="preserve">Live: </w:t>
       </w:r>
-      <w:hyperlink r:id="rId11">
+      <w:hyperlink r:id="rId9">
         <w:r>
           <w:rPr>
             <w:color w:val="1155CC"/>
@@ -1946,50 +1821,48 @@
       </w:r>
       <w:r>
         <w:rPr>
-          <w:b w:val="0"/>
-          <w:bCs/>
-          <w:color w:val="000000"/>
-          <w:sz w:val="18"/>
-          <w:szCs w:val="18"/>
-        </w:rPr>
-        <w:t>Python bench (AI-assisted, synthetic) for a planner, safety controller and actuators: 56 fault scenarios across SiL, CAN, FMU, ROS 2 and ESP32-S3 HiL (CAN via SPI controllers); CI gates an exact 56/56 match.</w:t>
-      </w:r>
-    </w:p>
-    <w:p>
-      <w:pPr>
-        <w:numPr>
-          <w:ilvl w:val="0"/>
-          <w:numId w:val="1"/>
-        </w:numPr>
-        <w:pBdr>
-          <w:top w:val="nil"/>
-          <w:left w:val="nil"/>
-          <w:bottom w:val="nil"/>
-          <w:right w:val="nil"/>
-          <w:between w:val="nil"/>
-        </w:pBdr>
-        <w:spacing w:after="25" w:line="250" w:lineRule="auto"/>
-        <w:jc w:val="both"/>
-      </w:pPr>
-      <w:r>
-        <w:rPr>
-          <w:b/>
-          <w:bCs/>
-          <w:color w:val="000000"/>
-          <w:sz w:val="18"/>
-          <w:szCs w:val="18"/>
-        </w:rPr>
-        <w:t xml:space="preserve">AI Test Pipeline (HIL ML Ops Agent): </w:t>
-      </w:r>
-      <w:r>
-        <w:rPr>
-          <w:b w:val="0"/>
-          <w:bCs/>
-          <w:color w:val="000000"/>
-          <w:sz w:val="18"/>
-          <w:szCs w:val="18"/>
-        </w:rPr>
-        <w:t>LLM drafts an ISTQB test basis, code derives the test cases, the bench runs them, LLM drafts RCA/Jira defects; every stage human-approved and SHA-256-bound.</w:t>
+          <w:bCs/>
+          <w:color w:val="000000"/>
+          <w:sz w:val="18"/>
+          <w:szCs w:val="18"/>
+        </w:rPr>
+        <w:t>Python bench (AI-assisted, synthetic) for a planner, safety controller and actuators: 56 fault scenarios across SiL, CAN, FMU, ROS 2 and ESP32-S3 HiL (CAN via SPI controllers); CI gates an exact 56/56 match; OTA release 12/12 on real board.</w:t>
+      </w:r>
+    </w:p>
+    <w:p>
+      <w:pPr>
+        <w:numPr>
+          <w:ilvl w:val="0"/>
+          <w:numId w:val="1"/>
+        </w:numPr>
+        <w:pBdr>
+          <w:top w:val="nil"/>
+          <w:left w:val="nil"/>
+          <w:bottom w:val="nil"/>
+          <w:right w:val="nil"/>
+          <w:between w:val="nil"/>
+        </w:pBdr>
+        <w:spacing w:after="25" w:line="250" w:lineRule="auto"/>
+        <w:jc w:val="both"/>
+      </w:pPr>
+      <w:r>
+        <w:rPr>
+          <w:b/>
+          <w:bCs/>
+          <w:color w:val="000000"/>
+          <w:sz w:val="18"/>
+          <w:szCs w:val="18"/>
+        </w:rPr>
+        <w:t xml:space="preserve">AI Test Pipeline &amp; Proofline Product Tool: </w:t>
+      </w:r>
+      <w:r>
+        <w:rPr>
+          <w:bCs/>
+          <w:color w:val="000000"/>
+          <w:sz w:val="18"/>
+          <w:szCs w:val="18"/>
+        </w:rPr>
+        <w:t>LLM drafts, code decides, a person approves each stage (SHA-256-bound): feature request to scope, gap analysis, architecture and firmware drafts (OTA first); the bench runs tests, LLM drafts RCA/defects.</w:t>
       </w:r>
     </w:p>
     <w:p>
@@ -2020,13 +1893,12 @@
       </w:r>
       <w:r>
         <w:rPr>
-          <w:b w:val="0"/>
-          <w:bCs/>
-          <w:color w:val="000000"/>
-          <w:sz w:val="18"/>
-          <w:szCs w:val="18"/>
-        </w:rPr>
-        <w:t>OpenModelica vehicle plant verified in CI (9/9 model mutants caught); agent-evaluation harness in progress.</w:t>
+          <w:bCs/>
+          <w:color w:val="000000"/>
+          <w:sz w:val="18"/>
+          <w:szCs w:val="18"/>
+        </w:rPr>
+        <w:t>OpenModelica vehicle plant (9/9 model mutants caught) and 12 V supply model (11/11) verified in CI; agent-evaluation harness in progress.</w:t>
       </w:r>
     </w:p>
     <w:p>
@@ -2076,16 +1948,24 @@
       </w:pPr>
       <w:r>
         <w:rPr>
-          <w:b/>
-          <w:color w:val="000000"/>
-          <w:sz w:val="18"/>
-          <w:szCs w:val="18"/>
-        </w:rPr>
-        <w:t xml:space="preserve">Advanced Certificate in Agentic AI &amp; RAG Engineering: </w:t>
-      </w:r>
-      <w:r>
-        <w:rPr>
-          <w:b w:val="0"/>
+          <w:bCs/>
+          <w:color w:val="000000"/>
+          <w:sz w:val="18"/>
+          <w:szCs w:val="18"/>
+        </w:rPr>
+        <w:t>Advanced Certificate in Agentic AI &amp; RAG Engineering</w:t>
+      </w:r>
+      <w:r>
+        <w:rPr>
+          <w:b/>
+          <w:color w:val="000000"/>
+          <w:sz w:val="18"/>
+          <w:szCs w:val="18"/>
+        </w:rPr>
+        <w:t xml:space="preserve">: </w:t>
+      </w:r>
+      <w:r>
+        <w:rPr>
           <w:color w:val="000000"/>
           <w:sz w:val="18"/>
           <w:szCs w:val="18"/>
